--- a/paper/submission/title_page.docx
+++ b/paper/submission/title_page.docx
@@ -226,7 +226,61 @@
           <w:sz w:val="21"/>
           <w:szCs w:val="21"/>
         </w:rPr>
-        <w:t xml:space="preserve">Mohamed Ala Eddine Bahri, INSIGHT Lab, ISITCom, University of Sousse, Hammam Sousse 4011, Tunisia. Email: arabosaiorganisation@gmail.com.</w:t>
+        <w:t xml:space="preserve">Mohamed Ala Eddine Bahri, INSIGHT Lab, ISITCom, University of Sousse, Hammam Sousse 4011, Tunisia. Email: bahri.mohamedalaeddine@isitc.u-sousse.tn.</w:t>
+      </w:r>
+    </w:p>
+    <w:p>
+      <w:pPr>
+        <w:spacing w:after="200" w:line="276"/>
+        <w:jc w:val="both"/>
+      </w:pPr>
+      <w:r>
+        <w:rPr>
+          <w:rFonts w:ascii="Times New Roman" w:cs="Times New Roman" w:eastAsia="Times New Roman" w:hAnsi="Times New Roman"/>
+          <w:b w:val="false"/>
+          <w:bCs w:val="false"/>
+          <w:i w:val="false"/>
+          <w:iCs w:val="false"/>
+          <w:sz w:val="21"/>
+          <w:szCs w:val="21"/>
+        </w:rPr>
+        <w:t xml:space="preserve"/>
+      </w:r>
+    </w:p>
+    <w:p>
+      <w:pPr>
+        <w:spacing w:after="200" w:line="276"/>
+        <w:jc w:val="both"/>
+      </w:pPr>
+      <w:r>
+        <w:rPr>
+          <w:rFonts w:ascii="Times New Roman" w:cs="Times New Roman" w:eastAsia="Times New Roman" w:hAnsi="Times New Roman"/>
+          <w:b w:val="false"/>
+          <w:bCs w:val="false"/>
+          <w:i w:val="false"/>
+          <w:iCs w:val="false"/>
+          <w:sz w:val="21"/>
+          <w:szCs w:val="21"/>
+        </w:rPr>
+        <w:t xml:space="preserve">Author email addresses</w:t>
+      </w:r>
+    </w:p>
+    <w:p>
+      <w:pPr>
+        <w:spacing w:after="200" w:line="276"/>
+        <w:jc w:val="both"/>
+      </w:pPr>
+      <w:r>
+        <w:rPr>
+          <w:rFonts w:ascii="Times New Roman" w:cs="Times New Roman" w:eastAsia="Times New Roman" w:hAnsi="Times New Roman"/>
+          <w:b w:val="false"/>
+          <w:bCs w:val="false"/>
+          <w:i w:val="false"/>
+          <w:iCs w:val="false"/>
+          <w:sz w:val="21"/>
+          <w:szCs w:val="21"/>
+        </w:rPr>
+        <w:t xml:space="preserve">Mohamed Ala Eddine Bahri: bahri.mohamedalaeddine@isitc.u-sousse.tn  Farah Jemili: Farah.JMILI@isitc.u-sousse.tn  Mohamed Mosbah: mohamed.mosbah@u-bordeaux.fr</w:t>
       </w:r>
     </w:p>
     <w:p>

--- a/paper/submission/title_page.docx
+++ b/paper/submission/title_page.docx
@@ -1,6 +1,6 @@
 
 <file path=word/document.xml><?xml version="1.0" encoding="utf-8"?>
-<w:document xmlns:mc="http://schemas.openxmlformats.org/markup-compatibility/2006" xmlns:r="http://schemas.openxmlformats.org/officeDocument/2006/relationships" xmlns:w="http://schemas.openxmlformats.org/wordprocessingml/2006/main" xmlns:ns1="http://schemas.openxmlformats.org/markup-compatibility/2006" xmlns:ns2="http://schemas.openxmlformats.org/drawingml/2006/wordprocessingDrawing" xmlns:ns3="http://schemas.openxmlformats.org/drawingml/2006/main" xmlns:ns4="http://schemas.openxmlformats.org/drawingml/2006/picture" xmlns:ns5="http://schemas.openxmlformats.org/officeDocument/2006/relationships" xmlns:wpc="http://schemas.microsoft.com/office/word/2010/wordprocessingCanvas" xmlns:o="urn:schemas-microsoft-com:office:office" xmlns:m="http://schemas.openxmlformats.org/officeDocument/2006/math" xmlns:v="urn:schemas-microsoft-com:vml" xmlns:wp14="http://schemas.microsoft.com/office/word/2010/wordprocessingDrawing" xmlns:wp="http://schemas.openxmlformats.org/drawingml/2006/wordprocessingDrawing" xmlns:w10="urn:schemas-microsoft-com:office:word" xmlns:w14="http://schemas.microsoft.com/office/word/2010/wordml" xmlns:w15="http://schemas.microsoft.com/office/word/2012/wordml" xmlns:wpg="http://schemas.microsoft.com/office/word/2010/wordprocessingGroup" xmlns:wpi="http://schemas.microsoft.com/office/word/2010/wordprocessingInk" xmlns:wne="http://schemas.microsoft.com/office/word/2006/wordml" xmlns:wps="http://schemas.microsoft.com/office/word/2010/wordprocessingShape" xmlns:cx="http://schemas.microsoft.com/office/drawing/2014/chartex" xmlns:cx1="http://schemas.microsoft.com/office/drawing/2015/9/8/chartex" xmlns:cx2="http://schemas.microsoft.com/office/drawing/2015/10/21/chartex" xmlns:cx3="http://schemas.microsoft.com/office/drawing/2016/5/9/chartex" xmlns:cx4="http://schemas.microsoft.com/office/drawing/2016/5/10/chartex" xmlns:cx5="http://schemas.microsoft.com/office/drawing/2016/5/11/chartex" xmlns:cx6="http://schemas.microsoft.com/office/drawing/2016/5/12/chartex" xmlns:cx7="http://schemas.microsoft.com/office/drawing/2016/5/13/chartex" xmlns:cx8="http://schemas.microsoft.com/office/drawing/2016/5/14/chartex" xmlns:aink="http://schemas.microsoft.com/office/drawing/2016/ink" xmlns:am3d="http://schemas.microsoft.com/office/drawing/2017/model3d" xmlns:w16cex="http://schemas.microsoft.com/office/word/2018/wordml/cex" xmlns:w16cid="http://schemas.microsoft.com/office/word/2016/wordml/cid" xmlns:w16="http://schemas.microsoft.com/office/word/2018/wordml" xmlns:w16sdtdh="http://schemas.microsoft.com/office/word/2020/wordml/sdtdatahash" xmlns:w16se="http://schemas.microsoft.com/office/word/2015/wordml/symex" mc:Ignorable="w14 w15 wp14">
+<w:document xmlns:mc="http://schemas.openxmlformats.org/markup-compatibility/2006" xmlns:w="http://schemas.openxmlformats.org/wordprocessingml/2006/main" xmlns:ns1="http://schemas.openxmlformats.org/markup-compatibility/2006" xmlns:ns2="http://schemas.openxmlformats.org/drawingml/2006/wordprocessingDrawing" xmlns:ns3="http://schemas.openxmlformats.org/drawingml/2006/main" xmlns:ns4="http://schemas.openxmlformats.org/drawingml/2006/picture" xmlns:ns5="http://schemas.openxmlformats.org/officeDocument/2006/relationships" xmlns:wpc="http://schemas.microsoft.com/office/word/2010/wordprocessingCanvas" xmlns:o="urn:schemas-microsoft-com:office:office" xmlns:r="http://schemas.openxmlformats.org/officeDocument/2006/relationships" xmlns:m="http://schemas.openxmlformats.org/officeDocument/2006/math" xmlns:v="urn:schemas-microsoft-com:vml" xmlns:wp14="http://schemas.microsoft.com/office/word/2010/wordprocessingDrawing" xmlns:wp="http://schemas.openxmlformats.org/drawingml/2006/wordprocessingDrawing" xmlns:w10="urn:schemas-microsoft-com:office:word" xmlns:w14="http://schemas.microsoft.com/office/word/2010/wordml" xmlns:w15="http://schemas.microsoft.com/office/word/2012/wordml" xmlns:wpg="http://schemas.microsoft.com/office/word/2010/wordprocessingGroup" xmlns:wpi="http://schemas.microsoft.com/office/word/2010/wordprocessingInk" xmlns:wne="http://schemas.microsoft.com/office/word/2006/wordml" xmlns:wps="http://schemas.microsoft.com/office/word/2010/wordprocessingShape" xmlns:cx="http://schemas.microsoft.com/office/drawing/2014/chartex" xmlns:cx1="http://schemas.microsoft.com/office/drawing/2015/9/8/chartex" xmlns:cx2="http://schemas.microsoft.com/office/drawing/2015/10/21/chartex" xmlns:cx3="http://schemas.microsoft.com/office/drawing/2016/5/9/chartex" xmlns:cx4="http://schemas.microsoft.com/office/drawing/2016/5/10/chartex" xmlns:cx5="http://schemas.microsoft.com/office/drawing/2016/5/11/chartex" xmlns:cx6="http://schemas.microsoft.com/office/drawing/2016/5/12/chartex" xmlns:cx7="http://schemas.microsoft.com/office/drawing/2016/5/13/chartex" xmlns:cx8="http://schemas.microsoft.com/office/drawing/2016/5/14/chartex" xmlns:aink="http://schemas.microsoft.com/office/drawing/2016/ink" xmlns:am3d="http://schemas.microsoft.com/office/drawing/2017/model3d" xmlns:w16cex="http://schemas.microsoft.com/office/word/2018/wordml/cex" xmlns:w16cid="http://schemas.microsoft.com/office/word/2016/wordml/cid" xmlns:w16="http://schemas.microsoft.com/office/word/2018/wordml" xmlns:w16sdtdh="http://schemas.microsoft.com/office/word/2020/wordml/sdtdatahash" xmlns:w16se="http://schemas.microsoft.com/office/word/2015/wordml/symex" mc:Ignorable="w14 w15 wp14">
   <w:body>
     <w:p>
       <w:pPr>
@@ -446,8 +446,6 @@
       </w:r>
     </w:p>
     <w:sectPr>
-      <w:headerReference w:type="default" r:id="rId7"/>
-      <w:footerReference w:type="default" r:id="rId8"/>
       <w:pgSz w:w="11906" w:h="16838" w:orient="portrait"/>
       <w:pgMar w:top="1134" w:right="1134" w:bottom="1134" w:left="1134" w:header="708" w:footer="708" w:gutter="0"/>
       <w:pgNumType/>
